--- a/5.CBS.DCS.docx
+++ b/5.CBS.DCS.docx
@@ -42,25 +42,7 @@
           <w:sz w:val="40"/>
           <w:szCs w:val="40"/>
         </w:rPr>
-        <w:t xml:space="preserve">, </w:t>
-      </w:r>
-      <w:r>
-        <w:rPr>
-          <w:rFonts w:asciiTheme="majorHAnsi" w:eastAsiaTheme="majorEastAsia" w:hAnsiTheme="majorHAnsi" w:cstheme="majorBidi"/>
-          <w:color w:val="0F4761" w:themeColor="accent1" w:themeShade="BF"/>
-          <w:sz w:val="40"/>
-          <w:szCs w:val="40"/>
-        </w:rPr>
-        <w:t>USSD</w:t>
-      </w:r>
-      <w:r>
-        <w:rPr>
-          <w:rFonts w:asciiTheme="majorHAnsi" w:eastAsiaTheme="majorEastAsia" w:hAnsiTheme="majorHAnsi" w:cstheme="majorBidi"/>
-          <w:color w:val="0F4761" w:themeColor="accent1" w:themeShade="BF"/>
-          <w:sz w:val="40"/>
-          <w:szCs w:val="40"/>
-        </w:rPr>
-        <w:t>, MMI</w:t>
+        <w:t xml:space="preserve"> and</w:t>
       </w:r>
       <w:r>
         <w:rPr>
@@ -70,6 +52,15 @@
           <w:szCs w:val="40"/>
         </w:rPr>
         <w:t xml:space="preserve"> </w:t>
+      </w:r>
+      <w:r>
+        <w:rPr>
+          <w:rFonts w:asciiTheme="majorHAnsi" w:eastAsiaTheme="majorEastAsia" w:hAnsiTheme="majorHAnsi" w:cstheme="majorBidi"/>
+          <w:color w:val="0F4761" w:themeColor="accent1" w:themeShade="BF"/>
+          <w:sz w:val="40"/>
+          <w:szCs w:val="40"/>
+        </w:rPr>
+        <w:t xml:space="preserve">USSD </w:t>
       </w:r>
       <w:r>
         <w:rPr>
@@ -147,31 +138,13 @@
         <w:rPr>
           <w:highlight w:val="yellow"/>
         </w:rPr>
-        <w:t xml:space="preserve"> </w:t>
+        <w:t xml:space="preserve"> 3GPP TS 23.041</w:t>
       </w:r>
       <w:r>
         <w:rPr>
           <w:highlight w:val="yellow"/>
         </w:rPr>
-        <w:t>3GPP TS 23.04</w:t>
-      </w:r>
-      <w:r>
-        <w:rPr>
-          <w:highlight w:val="yellow"/>
-        </w:rPr>
-        <w:t>1</w:t>
-      </w:r>
-      <w:r>
-        <w:rPr>
-          <w:highlight w:val="yellow"/>
-        </w:rPr>
-        <w:t xml:space="preserve"> T</w:t>
-      </w:r>
-      <w:r>
-        <w:rPr>
-          <w:highlight w:val="yellow"/>
-        </w:rPr>
-        <w:t>echnical realization of the Cell Broadcast Service (CBS)</w:t>
+        <w:t xml:space="preserve"> Technical realization of the Cell Broadcast Service (CBS)</w:t>
       </w:r>
       <w:r>
         <w:rPr>
@@ -237,19 +210,7 @@
         <w:rPr>
           <w:highlight w:val="yellow"/>
         </w:rPr>
-        <w:t xml:space="preserve"> </w:t>
-      </w:r>
-      <w:r>
-        <w:rPr>
-          <w:highlight w:val="yellow"/>
-        </w:rPr>
-        <w:t>Man-Machine Interface (MMI) of the User Equipment (UE)</w:t>
-      </w:r>
-      <w:r>
-        <w:rPr>
-          <w:highlight w:val="yellow"/>
-        </w:rPr>
-        <w:t>.</w:t>
+        <w:t xml:space="preserve"> Man-Machine Interface (MMI) of the User Equipment (UE).</w:t>
       </w:r>
       <w:r>
         <w:rPr>
@@ -2004,19 +1965,7 @@
                 <w:highlight w:val="cyan"/>
               </w:rPr>
               <w:br/>
-              <w:t xml:space="preserve">NOTE </w:t>
-            </w:r>
-            <w:r>
-              <w:rPr>
-                <w:highlight w:val="cyan"/>
-              </w:rPr>
-              <w:t>2</w:t>
-            </w:r>
-            <w:r>
-              <w:rPr>
-                <w:highlight w:val="cyan"/>
-              </w:rPr>
-              <w:t>: Only two-letter language indications can be used.</w:t>
+              <w:t>NOTE 2: Only two-letter language indications can be used.</w:t>
             </w:r>
             <w:r>
               <w:rPr>
@@ -2156,15 +2105,7 @@
                 <w:bCs/>
                 <w:highlight w:val="cyan"/>
               </w:rPr>
-              <w:t>UCS2/UTF-16BE</w:t>
-            </w:r>
-            <w:r>
-              <w:rPr>
-                <w:b/>
-                <w:bCs/>
-                <w:highlight w:val="cyan"/>
-              </w:rPr>
-              <w:t xml:space="preserve"> encoding</w:t>
+              <w:t>UCS2/UTF-16BE encoding</w:t>
             </w:r>
             <w:r>
               <w:rPr>
@@ -2312,13 +2253,7 @@
                 <w:highlight w:val="cyan"/>
               </w:rPr>
               <w:br/>
-              <w:t xml:space="preserve">NOTE 2: </w:t>
-            </w:r>
-            <w:r>
-              <w:rPr>
-                <w:highlight w:val="cyan"/>
-              </w:rPr>
-              <w:t>Only two-letter language indications can be used.</w:t>
+              <w:t>NOTE 2: Only two-letter language indications can be used.</w:t>
             </w:r>
             <w:r>
               <w:rPr>
@@ -2337,19 +2272,7 @@
               <w:rPr>
                 <w:highlight w:val="cyan"/>
               </w:rPr>
-              <w:t xml:space="preserve"> is in the </w:t>
-            </w:r>
-            <w:r>
-              <w:rPr>
-                <w:highlight w:val="cyan"/>
-              </w:rPr>
-              <w:t xml:space="preserve">7-bit </w:t>
-            </w:r>
-            <w:r>
-              <w:rPr>
-                <w:highlight w:val="cyan"/>
-              </w:rPr>
-              <w:t>alphabet 0x00, and consists of lowercase letters a-z</w:t>
+              <w:t xml:space="preserve"> is in the 7-bit alphabet 0x00, and consists of lowercase letters a-z</w:t>
             </w:r>
             <w:r>
               <w:rPr>
@@ -2542,31 +2465,7 @@
                 <w:highlight w:val="cyan"/>
               </w:rPr>
               <w:br/>
-              <w:t>(0x</w:t>
-            </w:r>
-            <w:r>
-              <w:rPr>
-                <w:highlight w:val="cyan"/>
-              </w:rPr>
-              <w:t>2</w:t>
-            </w:r>
-            <w:r>
-              <w:rPr>
-                <w:highlight w:val="cyan"/>
-              </w:rPr>
-              <w:t>0..0x</w:t>
-            </w:r>
-            <w:r>
-              <w:rPr>
-                <w:highlight w:val="cyan"/>
-              </w:rPr>
-              <w:t>2</w:t>
-            </w:r>
-            <w:r>
-              <w:rPr>
-                <w:highlight w:val="cyan"/>
-              </w:rPr>
-              <w:t>F)</w:t>
+              <w:t>(0x20..0x2F)</w:t>
             </w:r>
             <w:r>
               <w:rPr>
@@ -5459,7 +5358,19 @@
               <w:rPr>
                 <w:highlight w:val="green"/>
               </w:rPr>
-              <w:t>(USSD only)</w:t>
+              <w:t xml:space="preserve">USSD </w:t>
+            </w:r>
+            <w:r>
+              <w:rPr>
+                <w:highlight w:val="green"/>
+              </w:rPr>
+              <w:t>when used for I1; reserved c</w:t>
+            </w:r>
+            <w:r>
+              <w:rPr>
+                <w:highlight w:val="green"/>
+              </w:rPr>
+              <w:t>oding group otherwise.</w:t>
             </w:r>
           </w:p>
         </w:tc>
@@ -5516,28 +5427,66 @@
           <w:p>
             <w:r>
               <w:rPr>
-                <w:strike/>
                 <w:highlight w:val="yellow"/>
               </w:rPr>
               <w:t>Defined by the WAP Forum [15]</w:t>
             </w:r>
             <w:r>
-              <w:t xml:space="preserve">  </w:t>
-            </w:r>
-            <w:r>
-              <w:rPr>
-                <w:highlight w:val="magenta"/>
-              </w:rPr>
-              <w:t>highly obsolete</w:t>
-            </w:r>
-            <w:r>
-              <w:br/>
+              <w:t xml:space="preserve"> </w:t>
+            </w:r>
+            <w:r>
+              <w:rPr>
+                <w:highlight w:val="yellow"/>
+              </w:rPr>
+              <w:t xml:space="preserve">   </w:t>
             </w:r>
             <w:r>
               <w:rPr>
                 <w:highlight w:val="green"/>
               </w:rPr>
-              <w:t>reserved</w:t>
+              <w:t xml:space="preserve">USSD </w:t>
+            </w:r>
+            <w:r>
+              <w:rPr>
+                <w:highlight w:val="green"/>
+              </w:rPr>
+              <w:t>when used for WAP</w:t>
+            </w:r>
+            <w:r>
+              <w:rPr>
+                <w:highlight w:val="green"/>
+              </w:rPr>
+              <w:t xml:space="preserve"> (</w:t>
+            </w:r>
+            <w:r>
+              <w:rPr>
+                <w:highlight w:val="green"/>
+              </w:rPr>
+              <w:t>obsolete</w:t>
+            </w:r>
+            <w:r>
+              <w:rPr>
+                <w:highlight w:val="green"/>
+              </w:rPr>
+              <w:t xml:space="preserve"> except for MMS</w:t>
+            </w:r>
+            <w:r>
+              <w:rPr>
+                <w:highlight w:val="green"/>
+              </w:rPr>
+              <w:t>(??)</w:t>
+            </w:r>
+            <w:r>
+              <w:rPr>
+                <w:highlight w:val="green"/>
+              </w:rPr>
+              <w:t>)</w:t>
+            </w:r>
+            <w:r>
+              <w:rPr>
+                <w:highlight w:val="green"/>
+              </w:rPr>
+              <w:t>; reserved coding group otherwise.</w:t>
             </w:r>
           </w:p>
         </w:tc>
